--- a/OmniSuite_ERP_Technical_Documentation_and_System_Architecture.docx
+++ b/OmniSuite_ERP_Technical_Documentation_and_System_Architecture.docx
@@ -8106,6 +8106,81 @@
         <w:spacing w:after="120"/>
       </w:pPr>
     </w:p>
+    <w:p>
+      <w:pPr>
+        <w:pStyle w:val="Heading1"/>
+        <w:spacing w:before="280" w:after="120"/>
+      </w:pPr>
+      <w:r>
+        <w:rPr>
+          <w:b/>
+          <w:color w:val="0E3646"/>
+          <w:sz w:val="40"/>
+        </w:rPr>
+        <w:t>BI &amp; ETL Data Integration System Architecture</w:t>
+      </w:r>
+    </w:p>
+    <w:p>
+      <w:r>
+        <w:t>The OmniSuite BI Analytical Architecture is designed for high-throughput analytical query processing while maintaining strict OLTP database isolation. It comprises a decoupled Star Schema, an autonomous node-cron ETL engine, and an in-memory multidimensional OLAP slicer.</w:t>
+      </w:r>
+    </w:p>
+    <w:p>
+      <w:pPr>
+        <w:pStyle w:val="Heading2"/>
+        <w:spacing w:before="280" w:after="120"/>
+      </w:pPr>
+      <w:r>
+        <w:rPr>
+          <w:b/>
+          <w:color w:val="F57C00"/>
+          <w:sz w:val="30"/>
+        </w:rPr>
+        <w:t>Analytical Database Schema &amp; Tables</w:t>
+      </w:r>
+    </w:p>
+    <w:p>
+      <w:r>
+        <w:t>• bi_data_sources: Metadata, connection credentials, source types (ERP, EXCEL, CSV, REST), and incremental watermarks.</w:t>
+        <w:br/>
+        <w:t>• bi_datasets: Catalog of analytical datasets with storage types (FACT_TABLE, VIRTUAL) and lineage metadata.</w:t>
+        <w:br/>
+        <w:t>• bi_etl_pipelines: Pipeline execution parameters, source-to-target dataset mappings, schedule crons, and transformation steps.</w:t>
+        <w:br/>
+        <w:t>• bi_etl_pipeline_runs: Execution history audit trail, duration, stage millisecond timings (stage_timings JSON), and quality scores.</w:t>
+        <w:br/>
+        <w:t>• bi_etl_run_logs: Granular stage execution logs (INFO, WARN, ERROR).</w:t>
+        <w:br/>
+        <w:t>• bi_data_quality_logs: Validation rules, evaluation checks, and violation counters.</w:t>
+        <w:br/>
+        <w:t>• bi_rejected_records: Quarantined records with raw payload JSON and rejection failure reasons.</w:t>
+        <w:br/>
+        <w:t>• bi_dim_date: 1,827 days conformed date dimension (2024-2028).</w:t>
+        <w:br/>
+        <w:t>• bi_fact_sales, bi_fact_purchases, bi_fact_inventory, bi_fact_production, bi_fact_finance, bi_fact_projects: Analytical fact tables.</w:t>
+        <w:br/>
+        <w:t>• bi_custom_dashboards, bi_dashboard_widgets: Custom modular layout storage.</w:t>
+      </w:r>
+    </w:p>
+    <w:p>
+      <w:pPr>
+        <w:pStyle w:val="Heading2"/>
+        <w:spacing w:before="280" w:after="120"/>
+      </w:pPr>
+      <w:r>
+        <w:rPr>
+          <w:b/>
+          <w:color w:val="F57C00"/>
+          <w:sz w:val="30"/>
+        </w:rPr>
+        <w:t>Incremental Watermarking &amp; Extraction Logic</w:t>
+      </w:r>
+    </w:p>
+    <w:p>
+      <w:r>
+        <w:t>The ETL engine supports high-watermark incremental extraction. When checkpoint_field (e.g. updated_at) is specified, the extractor queries WHERE updated_at &gt; :lastCheckpoint. Upon successful load, the highest timestamp is persisted as last_checkpoint_value, preventing redundant transactional extraction.</w:t>
+      </w:r>
+    </w:p>
     <w:sectPr>
       <w:headerReference w:type="default" r:id="rId9"/>
       <w:footerReference w:type="default" r:id="rId10"/>
